--- a/assets/pdf/cv_jul26.docx
+++ b/assets/pdf/cv_jul26.docx
@@ -254,12 +254,16 @@
     </w:p>
     <w:p>
       <w:pPr>
-        <w:autoSpaceDE w:val="0"/>
-        <w:autoSpaceDN w:val="0"/>
-        <w:adjustRightInd w:val="0"/>
-        <w:spacing w:after="0" w:line="240" w:lineRule="auto"/>
-        <w:rPr>
-          <w:rFonts w:ascii="Times New Roman" w:hAnsi="Times New Roman" w:cs="Times New Roman"/>
+        <w:tabs>
+          <w:tab w:val="right" w:pos="9360"/>
+        </w:tabs>
+        <w:autoSpaceDE w:val="0"/>
+        <w:autoSpaceDN w:val="0"/>
+        <w:adjustRightInd w:val="0"/>
+        <w:spacing w:after="0" w:line="240" w:lineRule="auto"/>
+        <w:rPr>
+          <w:rFonts w:ascii="Times New Roman" w:hAnsi="Times New Roman" w:cs="Times New Roman"/>
+          <w:iCs/>
           <w:sz w:val="24"/>
           <w:szCs w:val="24"/>
         </w:rPr>
@@ -288,41 +292,23 @@
           <w:sz w:val="24"/>
           <w:szCs w:val="24"/>
         </w:rPr>
-        <w:t>AI and Decision-making, Privacy, Applications to Biomedicine</w:t>
-      </w:r>
-    </w:p>
-    <w:p>
-      <w:pPr>
-        <w:autoSpaceDE w:val="0"/>
-        <w:autoSpaceDN w:val="0"/>
-        <w:adjustRightInd w:val="0"/>
-        <w:spacing w:after="0" w:line="240" w:lineRule="auto"/>
-        <w:rPr>
-          <w:rFonts w:ascii="Times New Roman" w:hAnsi="Times New Roman" w:cs="Times New Roman"/>
-          <w:i/>
-          <w:iCs/>
-          <w:sz w:val="24"/>
-          <w:szCs w:val="24"/>
-        </w:rPr>
-      </w:pPr>
-      <w:r>
-        <w:rPr>
-          <w:rFonts w:ascii="Times New Roman" w:hAnsi="Times New Roman" w:cs="Times New Roman"/>
-          <w:b/>
-          <w:bCs/>
-          <w:sz w:val="24"/>
-          <w:szCs w:val="24"/>
-        </w:rPr>
-        <w:t>Fellowships</w:t>
-      </w:r>
-      <w:r>
-        <w:rPr>
-          <w:rFonts w:ascii="Times New Roman" w:hAnsi="Times New Roman" w:cs="Times New Roman"/>
-          <w:sz w:val="24"/>
-          <w:szCs w:val="24"/>
-        </w:rPr>
-        <w:t>: Hertz Fellowship, NSF GRFP</w:t>
-      </w:r>
+        <w:t>Reliable and trustworthy machine learning, AI evaluation, uncertainty quantification, applications to biomedical domains</w:t>
+      </w:r>
+    </w:p>
+    <w:p>
+      <w:pPr>
+        <w:autoSpaceDE w:val="0"/>
+        <w:autoSpaceDN w:val="0"/>
+        <w:adjustRightInd w:val="0"/>
+        <w:spacing w:after="0" w:line="240" w:lineRule="auto"/>
+        <w:rPr>
+          <w:rFonts w:ascii="Times New Roman" w:hAnsi="Times New Roman" w:cs="Times New Roman"/>
+          <w:b/>
+          <w:bCs/>
+          <w:sz w:val="24"/>
+          <w:szCs w:val="24"/>
+        </w:rPr>
+      </w:pPr>
     </w:p>
     <w:p>
       <w:pPr>
@@ -333,12 +319,45 @@
         <w:ind w:left="720" w:hanging="720"/>
         <w:rPr>
           <w:rFonts w:ascii="Times New Roman" w:hAnsi="Times New Roman" w:cs="Times New Roman"/>
-          <w:b/>
-          <w:bCs/>
-          <w:sz w:val="24"/>
-          <w:szCs w:val="24"/>
-        </w:rPr>
-      </w:pPr>
+          <w:sz w:val="24"/>
+          <w:szCs w:val="24"/>
+        </w:rPr>
+      </w:pPr>
+      <w:r>
+        <w:rPr>
+          <w:rFonts w:ascii="Times New Roman" w:hAnsi="Times New Roman" w:cs="Times New Roman"/>
+          <w:b/>
+          <w:bCs/>
+          <w:sz w:val="24"/>
+          <w:szCs w:val="24"/>
+        </w:rPr>
+        <w:t>Massachusetts Institute of Technology</w:t>
+      </w:r>
+      <w:r>
+        <w:rPr>
+          <w:rFonts w:ascii="Times New Roman" w:hAnsi="Times New Roman" w:cs="Times New Roman"/>
+          <w:sz w:val="24"/>
+          <w:szCs w:val="24"/>
+        </w:rPr>
+        <w:tab/>
+      </w:r>
+      <w:r>
+        <w:rPr>
+          <w:rFonts w:ascii="Times New Roman" w:hAnsi="Times New Roman" w:cs="Times New Roman"/>
+          <w:bCs/>
+          <w:sz w:val="24"/>
+          <w:szCs w:val="24"/>
+        </w:rPr>
+        <w:t>Cambridge, MA</w:t>
+      </w:r>
+      <w:r>
+        <w:rPr>
+          <w:rFonts w:ascii="Times New Roman" w:hAnsi="Times New Roman" w:cs="Times New Roman"/>
+          <w:sz w:val="24"/>
+          <w:szCs w:val="24"/>
+        </w:rPr>
+        <w:t xml:space="preserve"> </w:t>
+      </w:r>
     </w:p>
     <w:p>
       <w:pPr>
@@ -356,12 +375,20 @@
       <w:r>
         <w:rPr>
           <w:rFonts w:ascii="Times New Roman" w:hAnsi="Times New Roman" w:cs="Times New Roman"/>
-          <w:b/>
-          <w:bCs/>
-          <w:sz w:val="24"/>
-          <w:szCs w:val="24"/>
-        </w:rPr>
-        <w:t>Massachusetts Institute of Technology</w:t>
+          <w:iCs/>
+          <w:sz w:val="24"/>
+          <w:szCs w:val="24"/>
+        </w:rPr>
+        <w:t>SM in Computer</w:t>
+      </w:r>
+      <w:r>
+        <w:rPr>
+          <w:rFonts w:ascii="Times New Roman" w:hAnsi="Times New Roman" w:cs="Times New Roman"/>
+          <w:iCs/>
+          <w:sz w:val="24"/>
+          <w:szCs w:val="24"/>
+        </w:rPr>
+        <w:t xml:space="preserve"> Science</w:t>
       </w:r>
       <w:r>
         <w:rPr>
@@ -378,7 +405,7 @@
           <w:sz w:val="24"/>
           <w:szCs w:val="24"/>
         </w:rPr>
-        <w:t>Cambridge, MA</w:t>
+        <w:t>September 2023</w:t>
       </w:r>
       <w:r>
         <w:rPr>
@@ -388,6 +415,40 @@
         </w:rPr>
         <w:t xml:space="preserve"> </w:t>
       </w:r>
+    </w:p>
+    <w:p>
+      <w:pPr>
+        <w:autoSpaceDE w:val="0"/>
+        <w:autoSpaceDN w:val="0"/>
+        <w:adjustRightInd w:val="0"/>
+        <w:spacing w:after="0" w:line="240" w:lineRule="auto"/>
+        <w:rPr>
+          <w:rFonts w:ascii="Times New Roman" w:hAnsi="Times New Roman" w:cs="Times New Roman"/>
+          <w:sz w:val="24"/>
+          <w:szCs w:val="24"/>
+        </w:rPr>
+      </w:pPr>
+      <w:r>
+        <w:rPr>
+          <w:rFonts w:ascii="Times New Roman" w:hAnsi="Times New Roman" w:cs="Times New Roman"/>
+          <w:sz w:val="24"/>
+          <w:szCs w:val="24"/>
+        </w:rPr>
+        <w:t>Concentration: AI</w:t>
+      </w:r>
+    </w:p>
+    <w:p>
+      <w:pPr>
+        <w:autoSpaceDE w:val="0"/>
+        <w:autoSpaceDN w:val="0"/>
+        <w:adjustRightInd w:val="0"/>
+        <w:spacing w:after="0" w:line="240" w:lineRule="auto"/>
+        <w:rPr>
+          <w:rFonts w:ascii="Times New Roman" w:hAnsi="Times New Roman" w:cs="Times New Roman"/>
+          <w:sz w:val="24"/>
+          <w:szCs w:val="24"/>
+        </w:rPr>
+      </w:pPr>
     </w:p>
     <w:p>
       <w:pPr>
@@ -405,20 +466,12 @@
       <w:r>
         <w:rPr>
           <w:rFonts w:ascii="Times New Roman" w:hAnsi="Times New Roman" w:cs="Times New Roman"/>
-          <w:iCs/>
-          <w:sz w:val="24"/>
-          <w:szCs w:val="24"/>
-        </w:rPr>
-        <w:t>SM in Computer</w:t>
-      </w:r>
-      <w:r>
-        <w:rPr>
-          <w:rFonts w:ascii="Times New Roman" w:hAnsi="Times New Roman" w:cs="Times New Roman"/>
-          <w:iCs/>
-          <w:sz w:val="24"/>
-          <w:szCs w:val="24"/>
-        </w:rPr>
-        <w:t xml:space="preserve"> Science</w:t>
+          <w:b/>
+          <w:bCs/>
+          <w:sz w:val="24"/>
+          <w:szCs w:val="24"/>
+        </w:rPr>
+        <w:t>Harvard University</w:t>
       </w:r>
       <w:r>
         <w:rPr>
@@ -435,7 +488,16 @@
           <w:sz w:val="24"/>
           <w:szCs w:val="24"/>
         </w:rPr>
-        <w:t>September 2023</w:t>
+        <w:t>C</w:t>
+      </w:r>
+      <w:r>
+        <w:rPr>
+          <w:rFonts w:ascii="Times New Roman" w:hAnsi="Times New Roman" w:cs="Times New Roman"/>
+          <w:bCs/>
+          <w:sz w:val="24"/>
+          <w:szCs w:val="24"/>
+        </w:rPr>
+        <w:t>ambridge, MA</w:t>
       </w:r>
       <w:r>
         <w:rPr>
@@ -445,40 +507,6 @@
         </w:rPr>
         <w:t xml:space="preserve"> </w:t>
       </w:r>
-    </w:p>
-    <w:p>
-      <w:pPr>
-        <w:autoSpaceDE w:val="0"/>
-        <w:autoSpaceDN w:val="0"/>
-        <w:adjustRightInd w:val="0"/>
-        <w:spacing w:after="0" w:line="240" w:lineRule="auto"/>
-        <w:rPr>
-          <w:rFonts w:ascii="Times New Roman" w:hAnsi="Times New Roman" w:cs="Times New Roman"/>
-          <w:sz w:val="24"/>
-          <w:szCs w:val="24"/>
-        </w:rPr>
-      </w:pPr>
-      <w:r>
-        <w:rPr>
-          <w:rFonts w:ascii="Times New Roman" w:hAnsi="Times New Roman" w:cs="Times New Roman"/>
-          <w:sz w:val="24"/>
-          <w:szCs w:val="24"/>
-        </w:rPr>
-        <w:t>Concentration: AI</w:t>
-      </w:r>
-    </w:p>
-    <w:p>
-      <w:pPr>
-        <w:autoSpaceDE w:val="0"/>
-        <w:autoSpaceDN w:val="0"/>
-        <w:adjustRightInd w:val="0"/>
-        <w:spacing w:after="0" w:line="240" w:lineRule="auto"/>
-        <w:rPr>
-          <w:rFonts w:ascii="Times New Roman" w:hAnsi="Times New Roman" w:cs="Times New Roman"/>
-          <w:sz w:val="24"/>
-          <w:szCs w:val="24"/>
-        </w:rPr>
-      </w:pPr>
     </w:p>
     <w:p>
       <w:pPr>
@@ -496,12 +524,20 @@
       <w:r>
         <w:rPr>
           <w:rFonts w:ascii="Times New Roman" w:hAnsi="Times New Roman" w:cs="Times New Roman"/>
-          <w:b/>
-          <w:bCs/>
-          <w:sz w:val="24"/>
-          <w:szCs w:val="24"/>
-        </w:rPr>
-        <w:t>Harvard University</w:t>
+          <w:iCs/>
+          <w:sz w:val="24"/>
+          <w:szCs w:val="24"/>
+        </w:rPr>
+        <w:t>AB in Computer Science and Statistic</w:t>
+      </w:r>
+      <w:r>
+        <w:rPr>
+          <w:rFonts w:ascii="Times New Roman" w:hAnsi="Times New Roman" w:cs="Times New Roman"/>
+          <w:iCs/>
+          <w:sz w:val="24"/>
+          <w:szCs w:val="24"/>
+        </w:rPr>
+        <w:t>s</w:t>
       </w:r>
       <w:r>
         <w:rPr>
@@ -518,16 +554,7 @@
           <w:sz w:val="24"/>
           <w:szCs w:val="24"/>
         </w:rPr>
-        <w:t>C</w:t>
-      </w:r>
-      <w:r>
-        <w:rPr>
-          <w:rFonts w:ascii="Times New Roman" w:hAnsi="Times New Roman" w:cs="Times New Roman"/>
-          <w:bCs/>
-          <w:sz w:val="24"/>
-          <w:szCs w:val="24"/>
-        </w:rPr>
-        <w:t>ambridge, MA</w:t>
+        <w:t>May 2022</w:t>
       </w:r>
       <w:r>
         <w:rPr>
@@ -536,146 +563,6 @@
           <w:szCs w:val="24"/>
         </w:rPr>
         <w:t xml:space="preserve"> </w:t>
-      </w:r>
-    </w:p>
-    <w:p>
-      <w:pPr>
-        <w:tabs>
-          <w:tab w:val="right" w:pos="9360"/>
-        </w:tabs>
-        <w:spacing w:after="0"/>
-        <w:ind w:left="720" w:hanging="720"/>
-        <w:rPr>
-          <w:rFonts w:ascii="Times New Roman" w:hAnsi="Times New Roman" w:cs="Times New Roman"/>
-          <w:sz w:val="24"/>
-          <w:szCs w:val="24"/>
-        </w:rPr>
-      </w:pPr>
-      <w:r>
-        <w:rPr>
-          <w:rFonts w:ascii="Times New Roman" w:hAnsi="Times New Roman" w:cs="Times New Roman"/>
-          <w:iCs/>
-          <w:sz w:val="24"/>
-          <w:szCs w:val="24"/>
-        </w:rPr>
-        <w:t>AB in Computer Science and Statistic</w:t>
-      </w:r>
-      <w:r>
-        <w:rPr>
-          <w:rFonts w:ascii="Times New Roman" w:hAnsi="Times New Roman" w:cs="Times New Roman"/>
-          <w:iCs/>
-          <w:sz w:val="24"/>
-          <w:szCs w:val="24"/>
-        </w:rPr>
-        <w:t>s</w:t>
-      </w:r>
-      <w:r>
-        <w:rPr>
-          <w:rFonts w:ascii="Times New Roman" w:hAnsi="Times New Roman" w:cs="Times New Roman"/>
-          <w:sz w:val="24"/>
-          <w:szCs w:val="24"/>
-        </w:rPr>
-        <w:tab/>
-      </w:r>
-      <w:r>
-        <w:rPr>
-          <w:rFonts w:ascii="Times New Roman" w:hAnsi="Times New Roman" w:cs="Times New Roman"/>
-          <w:bCs/>
-          <w:sz w:val="24"/>
-          <w:szCs w:val="24"/>
-        </w:rPr>
-        <w:t>May 2022</w:t>
-      </w:r>
-      <w:r>
-        <w:rPr>
-          <w:rFonts w:ascii="Times New Roman" w:hAnsi="Times New Roman" w:cs="Times New Roman"/>
-          <w:sz w:val="24"/>
-          <w:szCs w:val="24"/>
-        </w:rPr>
-        <w:t xml:space="preserve"> </w:t>
-      </w:r>
-    </w:p>
-    <w:p>
-      <w:pPr>
-        <w:autoSpaceDE w:val="0"/>
-        <w:autoSpaceDN w:val="0"/>
-        <w:adjustRightInd w:val="0"/>
-        <w:spacing w:after="0" w:line="240" w:lineRule="auto"/>
-        <w:rPr>
-          <w:rFonts w:ascii="Times New Roman" w:hAnsi="Times New Roman" w:cs="Times New Roman"/>
-          <w:sz w:val="24"/>
-          <w:szCs w:val="24"/>
-        </w:rPr>
-      </w:pPr>
-      <w:r>
-        <w:rPr>
-          <w:rFonts w:ascii="Times New Roman" w:hAnsi="Times New Roman" w:cs="Times New Roman"/>
-          <w:sz w:val="24"/>
-          <w:szCs w:val="24"/>
-        </w:rPr>
-        <w:t>Extracurriculars: Harvard College Bhangra, Harvard Crimson, Harvard College Consulting Group, Harvard Sports Analytics Collective</w:t>
-      </w:r>
-    </w:p>
-    <w:p>
-      <w:pPr>
-        <w:pBdr>
-          <w:bottom w:val="single" w:sz="4" w:space="1" w:color="auto"/>
-        </w:pBdr>
-        <w:spacing w:after="60"/>
-        <w:rPr>
-          <w:rFonts w:ascii="Times New Roman" w:hAnsi="Times New Roman" w:cs="Times New Roman"/>
-          <w:b/>
-          <w:sz w:val="24"/>
-          <w:szCs w:val="24"/>
-        </w:rPr>
-      </w:pPr>
-    </w:p>
-    <w:p>
-      <w:pPr>
-        <w:pBdr>
-          <w:bottom w:val="single" w:sz="4" w:space="1" w:color="auto"/>
-        </w:pBdr>
-        <w:spacing w:after="60"/>
-        <w:rPr>
-          <w:rFonts w:ascii="Times New Roman" w:hAnsi="Times New Roman" w:cs="Times New Roman"/>
-          <w:b/>
-          <w:sz w:val="24"/>
-          <w:szCs w:val="24"/>
-        </w:rPr>
-      </w:pPr>
-      <w:r>
-        <w:rPr>
-          <w:rFonts w:ascii="Times New Roman" w:hAnsi="Times New Roman" w:cs="Times New Roman"/>
-          <w:b/>
-          <w:sz w:val="24"/>
-          <w:szCs w:val="24"/>
-        </w:rPr>
-        <w:t>RESEARCH INTERESTS</w:t>
-      </w:r>
-    </w:p>
-    <w:p>
-      <w:pPr>
-        <w:tabs>
-          <w:tab w:val="right" w:pos="9360"/>
-        </w:tabs>
-        <w:autoSpaceDE w:val="0"/>
-        <w:autoSpaceDN w:val="0"/>
-        <w:adjustRightInd w:val="0"/>
-        <w:spacing w:after="0" w:line="240" w:lineRule="auto"/>
-        <w:rPr>
-          <w:rFonts w:ascii="Times New Roman" w:hAnsi="Times New Roman" w:cs="Times New Roman"/>
-          <w:iCs/>
-          <w:sz w:val="24"/>
-          <w:szCs w:val="24"/>
-        </w:rPr>
-      </w:pPr>
-      <w:r>
-        <w:rPr>
-          <w:rFonts w:ascii="Times New Roman" w:hAnsi="Times New Roman" w:cs="Times New Roman"/>
-          <w:sz w:val="24"/>
-          <w:szCs w:val="24"/>
-        </w:rPr>
-        <w:t>Reliable and trustworthy machine learning, AI evaluation, uncertainty quantification, applications to biomedical domains</w:t>
       </w:r>
     </w:p>
     <w:p>
@@ -3450,7 +3337,6 @@
           <w:sz w:val="24"/>
           <w:szCs w:val="24"/>
         </w:rPr>
-        <w:lastRenderedPageBreak/>
         <w:t>Member, NIST AI Safety Institute Task Force on Red Teaming                                              2024</w:t>
       </w:r>
     </w:p>
@@ -3625,6 +3511,7 @@
           <w:sz w:val="24"/>
           <w:szCs w:val="24"/>
         </w:rPr>
+        <w:lastRenderedPageBreak/>
         <w:t>Mentor Training Chair</w:t>
       </w:r>
       <w:r>
@@ -4732,7 +4619,6 @@
           <w:sz w:val="24"/>
           <w:szCs w:val="24"/>
         </w:rPr>
-        <w:lastRenderedPageBreak/>
         <w:t>Assistant Professor of Electrical Engineering and Computer Science</w:t>
       </w:r>
     </w:p>

--- a/assets/pdf/cv_jul26.docx
+++ b/assets/pdf/cv_jul26.docx
@@ -3471,13 +3471,28 @@
           <w:szCs w:val="24"/>
         </w:rPr>
       </w:pPr>
-      <w:r>
-        <w:rPr>
-          <w:rFonts w:ascii="Times New Roman" w:hAnsi="Times New Roman" w:cs="Times New Roman"/>
-          <w:b/>
-          <w:sz w:val="24"/>
-          <w:szCs w:val="24"/>
-        </w:rPr>
+    </w:p>
+    <w:p>
+      <w:pPr>
+        <w:pBdr>
+          <w:bottom w:val="single" w:sz="4" w:space="1" w:color="auto"/>
+        </w:pBdr>
+        <w:spacing w:after="60"/>
+        <w:rPr>
+          <w:rFonts w:ascii="Times New Roman" w:hAnsi="Times New Roman" w:cs="Times New Roman"/>
+          <w:b/>
+          <w:sz w:val="24"/>
+          <w:szCs w:val="24"/>
+        </w:rPr>
+      </w:pPr>
+      <w:r>
+        <w:rPr>
+          <w:rFonts w:ascii="Times New Roman" w:hAnsi="Times New Roman" w:cs="Times New Roman"/>
+          <w:b/>
+          <w:sz w:val="24"/>
+          <w:szCs w:val="24"/>
+        </w:rPr>
+        <w:lastRenderedPageBreak/>
         <w:t>LEADERSHIP &amp; OUTREACH</w:t>
       </w:r>
       <w:r>
@@ -3511,7 +3526,6 @@
           <w:sz w:val="24"/>
           <w:szCs w:val="24"/>
         </w:rPr>
-        <w:lastRenderedPageBreak/>
         <w:t>Mentor Training Chair</w:t>
       </w:r>
       <w:r>
@@ -4768,7 +4782,13 @@
       <w:rPr>
         <w:rFonts w:ascii="Times New Roman" w:hAnsi="Times New Roman" w:cs="Times New Roman"/>
       </w:rPr>
-      <w:t xml:space="preserve">April </w:t>
+      <w:t>July</w:t>
+    </w:r>
+    <w:r>
+      <w:rPr>
+        <w:rFonts w:ascii="Times New Roman" w:hAnsi="Times New Roman" w:cs="Times New Roman"/>
+      </w:rPr>
+      <w:t xml:space="preserve"> </w:t>
     </w:r>
     <w:r>
       <w:rPr>
